--- a/masters/resume-experienced/resume-experienced.docx
+++ b/masters/resume-experienced/resume-experienced.docx
@@ -4,7 +4,7 @@
   <w:body>
     <w:p>
       <w:pPr>
-        <w:spacing w:after="40" w:before="0" w:line="312" w:lineRule="auto"/>
+        <w:spacing w:after="26" w:before="0" w:line="312" w:lineRule="auto"/>
         <w:jc w:val="center"/>
       </w:pPr>
       <w:r>
@@ -19,7 +19,7 @@
     </w:p>
     <w:p>
       <w:pPr>
-        <w:spacing w:after="100" w:before="0" w:line="312" w:lineRule="auto"/>
+        <w:spacing w:after="66" w:before="0" w:line="312" w:lineRule="auto"/>
         <w:jc w:val="left"/>
         <w:pBdr>
           <w:bottom w:val="single" w:sz="14" w:space="2" w:color="24384F"/>
@@ -52,7 +52,7 @@
       </w:tblGrid>
       <w:tr>
         <w:trPr>
-          <w:trHeight w:val="425" w:hRule="atLeast"/>
+          <w:trHeight w:val="385" w:hRule="atLeast"/>
         </w:trPr>
         <w:tc>
           <w:tcPr>
@@ -229,6 +229,10 @@
               <w:bottom w:val="single" w:sz="6" w:space="0" w:color="C9D2DD"/>
               <w:right w:val="single" w:sz="6" w:space="0" w:color="C9D2DD"/>
             </w:tcBorders>
+            <w:tcMar>
+              <w:left w:w="0" w:type="dxa"/>
+              <w:right w:w="0" w:type="dxa"/>
+            </w:tcMar>
             <w:vAlign w:val="center"/>
           </w:tcPr>
           <w:p>
@@ -250,7 +254,7 @@
       </w:tr>
       <w:tr>
         <w:trPr>
-          <w:trHeight w:val="425" w:hRule="atLeast"/>
+          <w:trHeight w:val="385" w:hRule="atLeast"/>
         </w:trPr>
         <w:tc>
           <w:tcPr>
@@ -434,7 +438,7 @@
       </w:tr>
       <w:tr>
         <w:trPr>
-          <w:trHeight w:val="425" w:hRule="atLeast"/>
+          <w:trHeight w:val="385" w:hRule="atLeast"/>
         </w:trPr>
         <w:tc>
           <w:tcPr>
@@ -509,7 +513,7 @@
       </w:tr>
       <w:tr>
         <w:trPr>
-          <w:trHeight w:val="425" w:hRule="atLeast"/>
+          <w:trHeight w:val="385" w:hRule="atLeast"/>
         </w:trPr>
         <w:tc>
           <w:tcPr>
@@ -585,7 +589,7 @@
     </w:tbl>
     <w:p>
       <w:pPr>
-        <w:spacing w:after="40" w:before="0" w:line="312" w:lineRule="auto"/>
+        <w:spacing w:after="26" w:before="0" w:line="312" w:lineRule="auto"/>
         <w:jc w:val="left"/>
       </w:pPr>
       <w:r>
@@ -598,7 +602,7 @@
     </w:p>
     <w:p>
       <w:pPr>
-        <w:spacing w:after="40" w:before="80" w:line="312" w:lineRule="auto"/>
+        <w:spacing w:after="26" w:before="53" w:line="312" w:lineRule="auto"/>
         <w:jc w:val="left"/>
         <w:pBdr>
           <w:bottom w:val="single" w:sz="6" w:space="2" w:color="C9D2DD"/>
@@ -640,7 +644,7 @@
       </w:tblGrid>
       <w:tr>
         <w:trPr>
-          <w:trHeight w:val="425" w:hRule="atLeast"/>
+          <w:trHeight w:val="280" w:hRule="atLeast"/>
         </w:trPr>
         <w:tc>
           <w:tcPr>
@@ -790,7 +794,7 @@
       </w:tr>
       <w:tr>
         <w:trPr>
-          <w:trHeight w:val="425" w:hRule="atLeast"/>
+          <w:trHeight w:val="280" w:hRule="atLeast"/>
         </w:trPr>
         <w:tc>
           <w:tcPr>
@@ -925,7 +929,7 @@
       </w:tr>
       <w:tr>
         <w:trPr>
-          <w:trHeight w:val="425" w:hRule="atLeast"/>
+          <w:trHeight w:val="280" w:hRule="atLeast"/>
         </w:trPr>
         <w:tc>
           <w:tcPr>
@@ -1061,7 +1065,7 @@
     </w:tbl>
     <w:p>
       <w:pPr>
-        <w:spacing w:after="40" w:before="0" w:line="312" w:lineRule="auto"/>
+        <w:spacing w:after="26" w:before="0" w:line="312" w:lineRule="auto"/>
         <w:jc w:val="left"/>
       </w:pPr>
       <w:r>
@@ -1074,7 +1078,7 @@
     </w:p>
     <w:p>
       <w:pPr>
-        <w:spacing w:after="40" w:before="80" w:line="312" w:lineRule="auto"/>
+        <w:spacing w:after="26" w:before="53" w:line="312" w:lineRule="auto"/>
         <w:jc w:val="left"/>
         <w:pBdr>
           <w:bottom w:val="single" w:sz="6" w:space="2" w:color="C9D2DD"/>
@@ -1116,7 +1120,7 @@
       </w:tblGrid>
       <w:tr>
         <w:trPr>
-          <w:trHeight w:val="425" w:hRule="atLeast"/>
+          <w:trHeight w:val="280" w:hRule="atLeast"/>
         </w:trPr>
         <w:tc>
           <w:tcPr>
@@ -1266,7 +1270,7 @@
       </w:tr>
       <w:tr>
         <w:trPr>
-          <w:trHeight w:val="425" w:hRule="atLeast"/>
+          <w:trHeight w:val="280" w:hRule="atLeast"/>
         </w:trPr>
         <w:tc>
           <w:tcPr>
@@ -1401,7 +1405,7 @@
       </w:tr>
       <w:tr>
         <w:trPr>
-          <w:trHeight w:val="425" w:hRule="atLeast"/>
+          <w:trHeight w:val="280" w:hRule="atLeast"/>
         </w:trPr>
         <w:tc>
           <w:tcPr>
@@ -1536,7 +1540,7 @@
       </w:tr>
       <w:tr>
         <w:trPr>
-          <w:trHeight w:val="425" w:hRule="atLeast"/>
+          <w:trHeight w:val="280" w:hRule="atLeast"/>
         </w:trPr>
         <w:tc>
           <w:tcPr>
@@ -1671,7 +1675,7 @@
       </w:tr>
       <w:tr>
         <w:trPr>
-          <w:trHeight w:val="425" w:hRule="atLeast"/>
+          <w:trHeight w:val="280" w:hRule="atLeast"/>
         </w:trPr>
         <w:tc>
           <w:tcPr>
@@ -1807,7 +1811,7 @@
     </w:tbl>
     <w:p>
       <w:pPr>
-        <w:spacing w:after="40" w:before="0" w:line="312" w:lineRule="auto"/>
+        <w:spacing w:after="26" w:before="0" w:line="312" w:lineRule="auto"/>
         <w:jc w:val="left"/>
       </w:pPr>
       <w:r>
@@ -1820,7 +1824,7 @@
     </w:p>
     <w:p>
       <w:pPr>
-        <w:spacing w:after="40" w:before="80" w:line="312" w:lineRule="auto"/>
+        <w:spacing w:after="26" w:before="53" w:line="312" w:lineRule="auto"/>
         <w:jc w:val="left"/>
         <w:pBdr>
           <w:bottom w:val="single" w:sz="6" w:space="2" w:color="C9D2DD"/>
@@ -1863,7 +1867,7 @@
       </w:tblGrid>
       <w:tr>
         <w:trPr>
-          <w:trHeight w:val="453" w:hRule="atLeast"/>
+          <w:trHeight w:val="299" w:hRule="atLeast"/>
         </w:trPr>
         <w:tc>
           <w:tcPr>
@@ -2042,7 +2046,7 @@
       </w:tr>
       <w:tr>
         <w:trPr>
-          <w:trHeight w:val="453" w:hRule="atLeast"/>
+          <w:trHeight w:val="299" w:hRule="atLeast"/>
         </w:trPr>
         <w:tc>
           <w:tcPr>
@@ -2203,7 +2207,7 @@
       </w:tr>
       <w:tr>
         <w:trPr>
-          <w:trHeight w:val="453" w:hRule="atLeast"/>
+          <w:trHeight w:val="299" w:hRule="atLeast"/>
         </w:trPr>
         <w:tc>
           <w:tcPr>
@@ -2364,7 +2368,7 @@
       </w:tr>
       <w:tr>
         <w:trPr>
-          <w:trHeight w:val="453" w:hRule="atLeast"/>
+          <w:trHeight w:val="299" w:hRule="atLeast"/>
         </w:trPr>
         <w:tc>
           <w:tcPr>
@@ -2526,7 +2530,7 @@
     </w:tbl>
     <w:p>
       <w:pPr>
-        <w:spacing w:after="40" w:before="0" w:line="312" w:lineRule="auto"/>
+        <w:spacing w:after="26" w:before="0" w:line="312" w:lineRule="auto"/>
         <w:jc w:val="left"/>
       </w:pPr>
       <w:r>
@@ -2539,7 +2543,7 @@
     </w:p>
     <w:p>
       <w:pPr>
-        <w:spacing w:after="40" w:before="80" w:line="312" w:lineRule="auto"/>
+        <w:spacing w:after="26" w:before="53" w:line="312" w:lineRule="auto"/>
         <w:jc w:val="left"/>
         <w:pBdr>
           <w:bottom w:val="single" w:sz="6" w:space="2" w:color="C9D2DD"/>
@@ -2580,7 +2584,7 @@
       </w:tblGrid>
       <w:tr>
         <w:trPr>
-          <w:trHeight w:val="425" w:hRule="atLeast"/>
+          <w:trHeight w:val="280" w:hRule="atLeast"/>
         </w:trPr>
         <w:tc>
           <w:tcPr>
@@ -2695,7 +2699,7 @@
       </w:tr>
       <w:tr>
         <w:trPr>
-          <w:trHeight w:val="425" w:hRule="atLeast"/>
+          <w:trHeight w:val="280" w:hRule="atLeast"/>
         </w:trPr>
         <w:tc>
           <w:tcPr>
@@ -2757,7 +2761,7 @@
     </w:tbl>
     <w:p>
       <w:pPr>
-        <w:spacing w:after="40" w:before="0" w:line="312" w:lineRule="auto"/>
+        <w:spacing w:after="26" w:before="0" w:line="312" w:lineRule="auto"/>
         <w:jc w:val="left"/>
       </w:pPr>
       <w:r>
@@ -2770,7 +2774,7 @@
     </w:p>
     <w:p>
       <w:pPr>
-        <w:spacing w:after="80" w:before="0" w:line="312" w:lineRule="auto"/>
+        <w:spacing w:after="53" w:before="0" w:line="312" w:lineRule="auto"/>
         <w:jc w:val="center"/>
       </w:pPr>
       <w:r>
@@ -2784,7 +2788,7 @@
     </w:p>
     <w:p>
       <w:pPr>
-        <w:spacing w:after="80" w:before="80" w:line="312" w:lineRule="auto"/>
+        <w:spacing w:after="53" w:before="53" w:line="312" w:lineRule="auto"/>
         <w:jc w:val="center"/>
       </w:pPr>
       <w:r>
@@ -2798,7 +2802,7 @@
     </w:p>
     <w:p>
       <w:pPr>
-        <w:spacing w:after="80" w:before="0" w:line="312" w:lineRule="auto"/>
+        <w:spacing w:after="53" w:before="0" w:line="312" w:lineRule="auto"/>
         <w:jc w:val="right"/>
       </w:pPr>
       <w:r>
@@ -2812,7 +2816,7 @@
     </w:p>
     <w:p>
       <w:pPr>
-        <w:spacing w:after="0" w:before="60" w:line="312" w:lineRule="auto"/>
+        <w:spacing w:after="0" w:before="40" w:line="312" w:lineRule="auto"/>
         <w:jc w:val="left"/>
       </w:pPr>
       <w:r>

--- a/masters/resume-experienced/resume-experienced.docx
+++ b/masters/resume-experienced/resume-experienced.docx
@@ -4,7 +4,7 @@
   <w:body>
     <w:p>
       <w:pPr>
-        <w:spacing w:after="26" w:before="0" w:line="312" w:lineRule="auto"/>
+        <w:spacing w:after="40" w:before="0" w:line="312" w:lineRule="auto"/>
         <w:jc w:val="center"/>
       </w:pPr>
       <w:r>
@@ -19,7 +19,7 @@
     </w:p>
     <w:p>
       <w:pPr>
-        <w:spacing w:after="66" w:before="0" w:line="312" w:lineRule="auto"/>
+        <w:spacing w:after="100" w:before="0" w:line="312" w:lineRule="auto"/>
         <w:jc w:val="left"/>
         <w:pBdr>
           <w:bottom w:val="single" w:sz="14" w:space="2" w:color="24384F"/>
@@ -52,7 +52,7 @@
       </w:tblGrid>
       <w:tr>
         <w:trPr>
-          <w:trHeight w:val="385" w:hRule="atLeast"/>
+          <w:trHeight w:val="425" w:hRule="atLeast"/>
         </w:trPr>
         <w:tc>
           <w:tcPr>
@@ -229,10 +229,6 @@
               <w:bottom w:val="single" w:sz="6" w:space="0" w:color="C9D2DD"/>
               <w:right w:val="single" w:sz="6" w:space="0" w:color="C9D2DD"/>
             </w:tcBorders>
-            <w:tcMar>
-              <w:left w:w="0" w:type="dxa"/>
-              <w:right w:w="0" w:type="dxa"/>
-            </w:tcMar>
             <w:vAlign w:val="center"/>
           </w:tcPr>
           <w:p>
@@ -254,7 +250,7 @@
       </w:tr>
       <w:tr>
         <w:trPr>
-          <w:trHeight w:val="385" w:hRule="atLeast"/>
+          <w:trHeight w:val="425" w:hRule="atLeast"/>
         </w:trPr>
         <w:tc>
           <w:tcPr>
@@ -438,7 +434,7 @@
       </w:tr>
       <w:tr>
         <w:trPr>
-          <w:trHeight w:val="385" w:hRule="atLeast"/>
+          <w:trHeight w:val="425" w:hRule="atLeast"/>
         </w:trPr>
         <w:tc>
           <w:tcPr>
@@ -513,7 +509,7 @@
       </w:tr>
       <w:tr>
         <w:trPr>
-          <w:trHeight w:val="385" w:hRule="atLeast"/>
+          <w:trHeight w:val="425" w:hRule="atLeast"/>
         </w:trPr>
         <w:tc>
           <w:tcPr>
@@ -589,7 +585,7 @@
     </w:tbl>
     <w:p>
       <w:pPr>
-        <w:spacing w:after="26" w:before="0" w:line="312" w:lineRule="auto"/>
+        <w:spacing w:after="40" w:before="0" w:line="312" w:lineRule="auto"/>
         <w:jc w:val="left"/>
       </w:pPr>
       <w:r>
@@ -602,7 +598,7 @@
     </w:p>
     <w:p>
       <w:pPr>
-        <w:spacing w:after="26" w:before="53" w:line="312" w:lineRule="auto"/>
+        <w:spacing w:after="40" w:before="80" w:line="312" w:lineRule="auto"/>
         <w:jc w:val="left"/>
         <w:pBdr>
           <w:bottom w:val="single" w:sz="6" w:space="2" w:color="C9D2DD"/>
@@ -644,7 +640,7 @@
       </w:tblGrid>
       <w:tr>
         <w:trPr>
-          <w:trHeight w:val="280" w:hRule="atLeast"/>
+          <w:trHeight w:val="425" w:hRule="atLeast"/>
         </w:trPr>
         <w:tc>
           <w:tcPr>
@@ -794,7 +790,7 @@
       </w:tr>
       <w:tr>
         <w:trPr>
-          <w:trHeight w:val="280" w:hRule="atLeast"/>
+          <w:trHeight w:val="425" w:hRule="atLeast"/>
         </w:trPr>
         <w:tc>
           <w:tcPr>
@@ -929,7 +925,7 @@
       </w:tr>
       <w:tr>
         <w:trPr>
-          <w:trHeight w:val="280" w:hRule="atLeast"/>
+          <w:trHeight w:val="425" w:hRule="atLeast"/>
         </w:trPr>
         <w:tc>
           <w:tcPr>
@@ -1065,7 +1061,7 @@
     </w:tbl>
     <w:p>
       <w:pPr>
-        <w:spacing w:after="26" w:before="0" w:line="312" w:lineRule="auto"/>
+        <w:spacing w:after="40" w:before="0" w:line="312" w:lineRule="auto"/>
         <w:jc w:val="left"/>
       </w:pPr>
       <w:r>
@@ -1078,7 +1074,7 @@
     </w:p>
     <w:p>
       <w:pPr>
-        <w:spacing w:after="26" w:before="53" w:line="312" w:lineRule="auto"/>
+        <w:spacing w:after="40" w:before="80" w:line="312" w:lineRule="auto"/>
         <w:jc w:val="left"/>
         <w:pBdr>
           <w:bottom w:val="single" w:sz="6" w:space="2" w:color="C9D2DD"/>
@@ -1120,7 +1116,7 @@
       </w:tblGrid>
       <w:tr>
         <w:trPr>
-          <w:trHeight w:val="280" w:hRule="atLeast"/>
+          <w:trHeight w:val="425" w:hRule="atLeast"/>
         </w:trPr>
         <w:tc>
           <w:tcPr>
@@ -1270,7 +1266,7 @@
       </w:tr>
       <w:tr>
         <w:trPr>
-          <w:trHeight w:val="280" w:hRule="atLeast"/>
+          <w:trHeight w:val="425" w:hRule="atLeast"/>
         </w:trPr>
         <w:tc>
           <w:tcPr>
@@ -1405,7 +1401,7 @@
       </w:tr>
       <w:tr>
         <w:trPr>
-          <w:trHeight w:val="280" w:hRule="atLeast"/>
+          <w:trHeight w:val="425" w:hRule="atLeast"/>
         </w:trPr>
         <w:tc>
           <w:tcPr>
@@ -1540,7 +1536,7 @@
       </w:tr>
       <w:tr>
         <w:trPr>
-          <w:trHeight w:val="280" w:hRule="atLeast"/>
+          <w:trHeight w:val="425" w:hRule="atLeast"/>
         </w:trPr>
         <w:tc>
           <w:tcPr>
@@ -1675,7 +1671,7 @@
       </w:tr>
       <w:tr>
         <w:trPr>
-          <w:trHeight w:val="280" w:hRule="atLeast"/>
+          <w:trHeight w:val="425" w:hRule="atLeast"/>
         </w:trPr>
         <w:tc>
           <w:tcPr>
@@ -1811,7 +1807,7 @@
     </w:tbl>
     <w:p>
       <w:pPr>
-        <w:spacing w:after="26" w:before="0" w:line="312" w:lineRule="auto"/>
+        <w:spacing w:after="40" w:before="0" w:line="312" w:lineRule="auto"/>
         <w:jc w:val="left"/>
       </w:pPr>
       <w:r>
@@ -1824,7 +1820,7 @@
     </w:p>
     <w:p>
       <w:pPr>
-        <w:spacing w:after="26" w:before="53" w:line="312" w:lineRule="auto"/>
+        <w:spacing w:after="40" w:before="80" w:line="312" w:lineRule="auto"/>
         <w:jc w:val="left"/>
         <w:pBdr>
           <w:bottom w:val="single" w:sz="6" w:space="2" w:color="C9D2DD"/>
@@ -1867,7 +1863,7 @@
       </w:tblGrid>
       <w:tr>
         <w:trPr>
-          <w:trHeight w:val="299" w:hRule="atLeast"/>
+          <w:trHeight w:val="453" w:hRule="atLeast"/>
         </w:trPr>
         <w:tc>
           <w:tcPr>
@@ -2046,7 +2042,7 @@
       </w:tr>
       <w:tr>
         <w:trPr>
-          <w:trHeight w:val="299" w:hRule="atLeast"/>
+          <w:trHeight w:val="453" w:hRule="atLeast"/>
         </w:trPr>
         <w:tc>
           <w:tcPr>
@@ -2207,7 +2203,7 @@
       </w:tr>
       <w:tr>
         <w:trPr>
-          <w:trHeight w:val="299" w:hRule="atLeast"/>
+          <w:trHeight w:val="453" w:hRule="atLeast"/>
         </w:trPr>
         <w:tc>
           <w:tcPr>
@@ -2368,7 +2364,7 @@
       </w:tr>
       <w:tr>
         <w:trPr>
-          <w:trHeight w:val="299" w:hRule="atLeast"/>
+          <w:trHeight w:val="453" w:hRule="atLeast"/>
         </w:trPr>
         <w:tc>
           <w:tcPr>
@@ -2530,7 +2526,7 @@
     </w:tbl>
     <w:p>
       <w:pPr>
-        <w:spacing w:after="26" w:before="0" w:line="312" w:lineRule="auto"/>
+        <w:spacing w:after="40" w:before="0" w:line="312" w:lineRule="auto"/>
         <w:jc w:val="left"/>
       </w:pPr>
       <w:r>
@@ -2543,7 +2539,7 @@
     </w:p>
     <w:p>
       <w:pPr>
-        <w:spacing w:after="26" w:before="53" w:line="312" w:lineRule="auto"/>
+        <w:spacing w:after="40" w:before="80" w:line="312" w:lineRule="auto"/>
         <w:jc w:val="left"/>
         <w:pBdr>
           <w:bottom w:val="single" w:sz="6" w:space="2" w:color="C9D2DD"/>
@@ -2584,7 +2580,7 @@
       </w:tblGrid>
       <w:tr>
         <w:trPr>
-          <w:trHeight w:val="280" w:hRule="atLeast"/>
+          <w:trHeight w:val="425" w:hRule="atLeast"/>
         </w:trPr>
         <w:tc>
           <w:tcPr>
@@ -2699,7 +2695,7 @@
       </w:tr>
       <w:tr>
         <w:trPr>
-          <w:trHeight w:val="280" w:hRule="atLeast"/>
+          <w:trHeight w:val="425" w:hRule="atLeast"/>
         </w:trPr>
         <w:tc>
           <w:tcPr>
@@ -2761,7 +2757,7 @@
     </w:tbl>
     <w:p>
       <w:pPr>
-        <w:spacing w:after="26" w:before="0" w:line="312" w:lineRule="auto"/>
+        <w:spacing w:after="40" w:before="0" w:line="312" w:lineRule="auto"/>
         <w:jc w:val="left"/>
       </w:pPr>
       <w:r>
@@ -2774,7 +2770,7 @@
     </w:p>
     <w:p>
       <w:pPr>
-        <w:spacing w:after="53" w:before="0" w:line="312" w:lineRule="auto"/>
+        <w:spacing w:after="80" w:before="0" w:line="312" w:lineRule="auto"/>
         <w:jc w:val="center"/>
       </w:pPr>
       <w:r>
@@ -2788,7 +2784,7 @@
     </w:p>
     <w:p>
       <w:pPr>
-        <w:spacing w:after="53" w:before="53" w:line="312" w:lineRule="auto"/>
+        <w:spacing w:after="80" w:before="80" w:line="312" w:lineRule="auto"/>
         <w:jc w:val="center"/>
       </w:pPr>
       <w:r>
@@ -2802,7 +2798,7 @@
     </w:p>
     <w:p>
       <w:pPr>
-        <w:spacing w:after="53" w:before="0" w:line="312" w:lineRule="auto"/>
+        <w:spacing w:after="80" w:before="0" w:line="312" w:lineRule="auto"/>
         <w:jc w:val="right"/>
       </w:pPr>
       <w:r>
@@ -2816,7 +2812,7 @@
     </w:p>
     <w:p>
       <w:pPr>
-        <w:spacing w:after="0" w:before="40" w:line="312" w:lineRule="auto"/>
+        <w:spacing w:after="0" w:before="60" w:line="312" w:lineRule="auto"/>
         <w:jc w:val="left"/>
       </w:pPr>
       <w:r>

--- a/masters/resume-experienced/resume-experienced.docx
+++ b/masters/resume-experienced/resume-experienced.docx
@@ -229,6 +229,10 @@
               <w:bottom w:val="single" w:sz="6" w:space="0" w:color="C9D2DD"/>
               <w:right w:val="single" w:sz="6" w:space="0" w:color="C9D2DD"/>
             </w:tcBorders>
+            <w:tcMar>
+              <w:left w:w="0" w:type="dxa"/>
+              <w:right w:w="0" w:type="dxa"/>
+            </w:tcMar>
             <w:vAlign w:val="center"/>
           </w:tcPr>
           <w:p>
